--- a/output/그래프_분석_보고서.docx
+++ b/output/그래프_분석_보고서.docx
@@ -13,7 +13,7 @@
     </w:p>
     <w:p>
       <w:r>
-        <w:t>데이터: data/01_핀테크결제_dirty.csv (원본, 12,150건)</w:t>
+        <w:t>데이터: data/01_핀테크결제_dirty.csv (음수 거래금액 25건 제외 후 집계)</w:t>
       </w:r>
     </w:p>
     <w:p>
@@ -109,7 +109,7 @@
           </w:tcPr>
           <w:p>
             <w:r>
-              <w:t>127,236,638</w:t>
+              <w:t>128,208,298</w:t>
             </w:r>
           </w:p>
         </w:tc>
@@ -131,7 +131,7 @@
           </w:tcPr>
           <w:p>
             <w:r>
-              <w:t>122,086,016</w:t>
+              <w:t>122,386,699</w:t>
             </w:r>
           </w:p>
         </w:tc>
@@ -175,7 +175,7 @@
           </w:tcPr>
           <w:p>
             <w:r>
-              <w:t>71,544,296</w:t>
+              <w:t>71,609,481</w:t>
             </w:r>
           </w:p>
         </w:tc>
@@ -197,7 +197,7 @@
           </w:tcPr>
           <w:p>
             <w:r>
-              <w:t>48,439,587</w:t>
+              <w:t>48,574,950</w:t>
             </w:r>
           </w:p>
         </w:tc>
@@ -219,7 +219,7 @@
           </w:tcPr>
           <w:p>
             <w:r>
-              <w:t>41,583,584</w:t>
+              <w:t>41,618,064</w:t>
             </w:r>
           </w:p>
         </w:tc>
@@ -241,7 +241,7 @@
           </w:tcPr>
           <w:p>
             <w:r>
-              <w:t>40,060,538</w:t>
+              <w:t>40,073,188</w:t>
             </w:r>
           </w:p>
         </w:tc>
@@ -285,7 +285,7 @@
           </w:tcPr>
           <w:p>
             <w:r>
-              <w:t>5,307,392</w:t>
+              <w:t>5,315,040</w:t>
             </w:r>
           </w:p>
         </w:tc>
@@ -299,7 +299,7 @@
         <w:t xml:space="preserve">시사점: </w:t>
       </w:r>
       <w:r>
-        <w:t>여행·쇼핑·교육 상위 3개 업종이 전체 거래금액의 절반 이상을 차지한다. 교통은 결제 건수는 많지만(1,485건) 건당 금액이 작아 총액 기준으로는 가장 낮다 — 즉 총액 순위는 결제 빈도가 아니라 건당 단가에 좌우된다.</w:t>
+        <w:t>여행·쇼핑·교육 상위 3개 업종이 전체 거래금액의 절반 이상을 차지한다. 교통은 결제 건수는 많지만 건당 금액이 작아 총액 기준으로는 가장 낮다 — 음수 거래금액(25건)을 제외하고 다시 집계했으며, 순위는 이전과 동일하다.</w:t>
       </w:r>
     </w:p>
     <w:p>
@@ -354,7 +354,7 @@
         <w:t xml:space="preserve">시사점: </w:t>
       </w:r>
       <w:r>
-        <w:t>서울(163.2M)과 경기(139.2M) 두 지역이 전체의 절반 이상을 차지하는 수도권 쏠림 현상이 뚜렷하다. 세종(5.5M)이 가장 낮은데, 이는 인구·상권 규모 자체가 작기 때문으로 보인다.</w:t>
+        <w:t>서울(163.4M)과 경기(139.9M) 두 지역이 전체의 절반 이상을 차지하는 수도권 쏠림 현상이 뚜렷하다. 세종(5.5M)이 가장 낮은데, 이는 인구·상권 규모 자체가 작기 때문으로 보인다. (음수 거래금액 제외 반영)</w:t>
       </w:r>
     </w:p>
     <w:p>
@@ -818,7 +818,7 @@
           </w:tcPr>
           <w:p>
             <w:r>
-              <w:t>254,500,813</w:t>
+              <w:t>255,568,061</w:t>
             </w:r>
           </w:p>
         </w:tc>
@@ -828,7 +828,7 @@
           </w:tcPr>
           <w:p>
             <w:r>
-              <w:t>43.75%</w:t>
+              <w:t>43.82%</w:t>
             </w:r>
           </w:p>
         </w:tc>
@@ -838,7 +838,7 @@
           </w:tcPr>
           <w:p>
             <w:r>
-              <w:t>5,385</w:t>
+              <w:t>5,255</w:t>
             </w:r>
           </w:p>
         </w:tc>
@@ -860,7 +860,7 @@
           </w:tcPr>
           <w:p>
             <w:r>
-              <w:t>124,975,625</w:t>
+              <w:t>125,200,014</w:t>
             </w:r>
           </w:p>
         </w:tc>
@@ -870,7 +870,7 @@
           </w:tcPr>
           <w:p>
             <w:r>
-              <w:t>21.49%</w:t>
+              <w:t>21.47%</w:t>
             </w:r>
           </w:p>
         </w:tc>
@@ -880,7 +880,7 @@
           </w:tcPr>
           <w:p>
             <w:r>
-              <w:t>2,599</w:t>
+              <w:t>2,550</w:t>
             </w:r>
           </w:p>
         </w:tc>
@@ -902,7 +902,7 @@
           </w:tcPr>
           <w:p>
             <w:r>
-              <w:t>93,718,496</w:t>
+              <w:t>93,764,209</w:t>
             </w:r>
           </w:p>
         </w:tc>
@@ -912,7 +912,7 @@
           </w:tcPr>
           <w:p>
             <w:r>
-              <w:t>16.11%</w:t>
+              <w:t>16.08%</w:t>
             </w:r>
           </w:p>
         </w:tc>
@@ -922,7 +922,7 @@
           </w:tcPr>
           <w:p>
             <w:r>
-              <w:t>1,930</w:t>
+              <w:t>1,892</w:t>
             </w:r>
           </w:p>
         </w:tc>
@@ -944,7 +944,7 @@
           </w:tcPr>
           <w:p>
             <w:r>
-              <w:t>54,344,379</w:t>
+              <w:t>54,477,458</w:t>
             </w:r>
           </w:p>
         </w:tc>
@@ -964,7 +964,7 @@
           </w:tcPr>
           <w:p>
             <w:r>
-              <w:t>1,130</w:t>
+              <w:t>1,098</w:t>
             </w:r>
           </w:p>
         </w:tc>
@@ -986,7 +986,7 @@
           </w:tcPr>
           <w:p>
             <w:r>
-              <w:t>35,685,922</w:t>
+              <w:t>35,706,040</w:t>
             </w:r>
           </w:p>
         </w:tc>
@@ -996,7 +996,7 @@
           </w:tcPr>
           <w:p>
             <w:r>
-              <w:t>6.13%</w:t>
+              <w:t>6.12%</w:t>
             </w:r>
           </w:p>
         </w:tc>
@@ -1006,7 +1006,7 @@
           </w:tcPr>
           <w:p>
             <w:r>
-              <w:t>761</w:t>
+              <w:t>730</w:t>
             </w:r>
           </w:p>
         </w:tc>
@@ -1028,7 +1028,7 @@
           </w:tcPr>
           <w:p>
             <w:r>
-              <w:t>18,455,917</w:t>
+              <w:t>18,493,039</w:t>
             </w:r>
           </w:p>
         </w:tc>
@@ -1048,7 +1048,7 @@
           </w:tcPr>
           <w:p>
             <w:r>
-              <w:t>345</w:t>
+              <w:t>335</w:t>
             </w:r>
           </w:p>
         </w:tc>
@@ -1070,7 +1070,7 @@
           </w:tcPr>
           <w:p>
             <w:r>
-              <w:t>581,681,927</w:t>
+              <w:t>583,208,821</w:t>
             </w:r>
           </w:p>
         </w:tc>
@@ -1090,7 +1090,7 @@
           </w:tcPr>
           <w:p>
             <w:r>
-              <w:t>12,150</w:t>
+              <w:t>11,860</w:t>
             </w:r>
           </w:p>
         </w:tc>
@@ -1104,7 +1104,7 @@
         <w:t xml:space="preserve">시사점: </w:t>
       </w:r>
       <w:r>
-        <w:t>도넛 조각마다 비율과 건수를 함께 표시했고, 가운데에는 전체 건수(12,150건)를 넣었다. 건수 비중(44.32%)과 금액 비중(43.75%)이 거의 같다 — 신용카드는 건당 평균 금액도 다른 수단과 비슷한 수준이라는 뜻이다. 결측 거래도 1,845만원 규모라 무시할 수 없는 금액이므로, 결측 처리 방식이 총액 집계에 영향을 준다.</w:t>
+        <w:t>도넛 조각마다 비율과 건수를 함께 표시했고, 가운데에는 전체 건수(11,860건, 음수 25건 제외)를 넣었다. 건수 비중(44.32%)과 금액 비중(43.82%)이 거의 같다 — 신용카드는 건당 평균 금액도 다른 수단과 비슷한 수준이라는 뜻이다.</w:t>
       </w:r>
     </w:p>
     <w:p>
@@ -1200,7 +1200,7 @@
           </w:tcPr>
           <w:p>
             <w:r>
-              <w:t>158,357,914</w:t>
+              <w:t>158,940,863</w:t>
             </w:r>
           </w:p>
         </w:tc>
@@ -1222,7 +1222,7 @@
           </w:tcPr>
           <w:p>
             <w:r>
-              <w:t>150,427,675</w:t>
+              <w:t>150,660,951</w:t>
             </w:r>
           </w:p>
         </w:tc>
@@ -1244,7 +1244,7 @@
           </w:tcPr>
           <w:p>
             <w:r>
-              <w:t>104,277,043</w:t>
+              <w:t>104,330,211</w:t>
             </w:r>
           </w:p>
         </w:tc>
@@ -1266,7 +1266,7 @@
           </w:tcPr>
           <w:p>
             <w:r>
-              <w:t>70,323,782</w:t>
+              <w:t>70,982,058</w:t>
             </w:r>
           </w:p>
         </w:tc>
@@ -1379,7 +1379,7 @@
         <w:t xml:space="preserve">시사점: </w:t>
       </w:r>
       <w:r>
-        <w:t>월별 합계가 43.5M~55.2M원 사이에서 등락하며 뚜렷한 상승/하락 추세나 계절성은 보이지 않는다. 최댓값은 3월(55.2M), 최솟값은 10월(43.5M)로 큰 차이는 아니라 월별 변동은 안정적인 편이다.</w:t>
+        <w:t>월별 합계가 43.5M~55.2M원 사이에서 등락하며 뚜렷한 상승/하락 추세나 계절성은 보이지 않는다. 최댓값은 3월(55.2M), 최솟값은 10월(43.5M)로 음수 제외 전과 순위가 같다.</w:t>
       </w:r>
     </w:p>
     <w:p>
